--- a/MODELO.docx
+++ b/MODELO.docx
@@ -4,7 +4,7 @@
   <w:body>
     <w:p>
       <w:pPr>
-        <w:spacing w:before="2520"/>
+        <w:spacing w:before="2520" w:after="720"/>
         <w:jc w:val="center"/>
         <w:rPr>
           <w:rFonts w:cstheme="minorHAnsi"/>
@@ -20,16 +20,6 @@
         </w:rPr>
         <w:t>RECIBO</w:t>
       </w:r>
-    </w:p>
-    <w:p>
-      <w:pPr>
-        <w:jc w:val="center"/>
-        <w:rPr>
-          <w:rFonts w:cstheme="minorHAnsi"/>
-          <w:b/>
-          <w:sz w:val="44"/>
-        </w:rPr>
-      </w:pPr>
     </w:p>
     <w:p>
       <w:pPr>
